--- a/docs/files/f50_文雪_山东大学_宁波阿尔卑斯电子_27届实习生招聘-宁波（2027届）（生产计划）.docx
+++ b/docs/files/f50_文雪_山东大学_宁波阿尔卑斯电子_27届实习生招聘-宁波（2027届）（生产计划）.docx
@@ -1029,7 +1029,7 @@
                 <w:b w:val="0"/>
                 <w:sz w:val="21"/>
               </w:rPr>
-              <w:t>生产计划（实习）</w:t>
+              <w:t>生产计划</w:t>
             </w:r>
           </w:p>
         </w:tc>
@@ -8734,7 +8734,7 @@
                 <w:b w:val="0"/>
                 <w:sz w:val="21"/>
               </w:rPr>
-              <w:t>材料核验：经手200+份学员申报材料的收集与核对，用Excel搭分类台账、设三级校验，任职期间零差错</w:t>
+              <w:t>材料核验：收集并逐份核对200+份学员申报材料，用Excel搭分类台账、设三级校验，任职期间零差错</w:t>
             </w:r>
           </w:p>
           <w:p>
